--- a/hin/docx/45.content.docx
+++ b/hin/docx/45.content.docx
@@ -136,13 +136,6 @@
         <w:rPr>
           <w:lang w:val="hi_IN" w:bidi="hi_IN"/>
         </w:rPr>
-      </w:r>
-      <w:r>
-        <w:rPr>
-          <w:i/>
-          <w:lang w:val="hi_IN" w:bidi="hi_IN"/>
-        </w:rPr>
-        <w:t>रोमियों 1:1–2, रोमियों 1:3, रोमियों 1:4, रोमियों 1:5, रोमियों 1:8, रोमियों 1:11, रोमियों 1:13, रोमियों 1:16, रोमियों 1:17, रोमियों 1:18–19, रोमियों 1:20, रोमियों 1:20 (#2), रोमियों 1:21, रोमियों 1:24, रोमियों 1:26–27, रोमियों 1:28, रोमियों 1:29, रोमियों 1:32, रोमियों 1:32 (#2), रोमियों 2:1, रोमियों 2:2, रोमियों 2:4, रोमियों 2:5, रोमियों 2:7, रोमियों 2:8–9, रोमियों 2:12, रोमियों 2:13, रोमियों 2:14, रोमियों 2:21, रोमियों 2:21–22, रोमियों 2:23–24, रोमियों 2:25, रोमियों 2:26, रोमियों 2:28–29, रोमियों 2:29, रोमियों 3:1–2, रोमियों 3:4, रोमियों 3:5–6, रोमियों 3:8, रोमियों 3:9–10, रोमियों 3:11, रोमियों 3:20, रोमियों 3:20 (#2), रोमियों 3:21, रोमियों 3:22, रोमियों 3:24, रोमियों 3:25, रोमियों 3:26, रोमियों 3:28, रोमियों 3:30, रोमियों 3:31, रोमियों 4:2, रोमियों 4:3, रोमियों 4:5, रोमियों 4:6–8, रोमियों 4:9–10, रोमियों 4:11–12, रोमियों 4:13, रोमियों 4:14, रोमियों 4:16, रोमियों 4:17, रोमियों 4:18, रोमियों 4:18–19, रोमियों 4:20, रोमियों 4:23–24, रोमियों 4:25, रोमियों 5:1, रोमियों 5:3–4, रोमियों 5:8, रोमियों 5:9, रोमियों 5:10, रोमियों 5:12, रोमियों 5:14, रोमियों 5:15, रोमियों 5:16, रोमियों 5:17, रोमियों 5:19, रोमियों 5:20, रोमियों 5:20 (#2), रोमियों 6:1–2, रोमियों 6:3, रोमियों 6:4, रोमियों 6:5, रोमियों 6:6, रोमियों 6:9, रोमियों 6:10, रोमियों 6:10–11, रोमियों 6:10–11 (#2), रोमियों 6:13, रोमियों 6:14, रोमियों 6:18–19, रोमियों 6:22, रोमियों 6:23, रोमियों 6:23 (#2), रोमियों 7:1, रोमियों 7:2, रोमियों 7:3, रोमियों 7:4, रोमियों 7:4 (#2), रोमियों 7:7, रोमियों 7:7 (#2), रोमियों 7:8, रोमियों 7:12, रोमियों 7:13, रोमियों 7:16, रोमियों 7:17, रोमियों 7:18, रोमियों 7:21, रोमियों 7:22, रोमियों 7:23, रोमियों 7:25, रोमियों 8:2, रोमियों 8:3, रोमियों 8:4–5, रोमियों 8:7, रोमियों 8:9, रोमियों 8:11, रोमियों 8:14, रोमियों 8:15, रोमियों 8:17, रोमियों 8:18–19, रोमियों 8:21, रोमियों 8:21 (#2), रोमियों 8:23–25, रोमियों 8:26–27, रोमियों 8:28, रोमियों 8:29, रोमियों 8:30, रोमियों 8:32, रोमियों 8:34, रोमियों 8:37, रोमियों 8:39, रोमियों 9:3, रोमियों 9:4, रोमियों 9:6–7, रोमियों 9:8, रोमियों 9:8 (#2), रोमियों 9:10–12, रोमियों 9:14–16, रोमियों 9:16, रोमियों 9:20, रोमियों 9:22, रोमियों 9:23, रोमियों 9:24, रोमियों 9:27, रोमियों 9:30, रोमियों 9:32, रोमियों 9:32–33, रोमियों 9:33, रोमियों 10:1, रोमियों 10:3, रोमियों 10:3 (#2), रोमियों 10:4, रोमियों 10:8, रोमियों 10:9, रोमियों 10:13, रोमियों 10:14–15, रोमियों 10:17, रोमियों 10:18, रोमियों 10:19, रोमियों 10:21, रोमियों 11:1, रोमियों 11:5, रोमियों 11:7, रोमियों 11:8, रोमियों 11:11, रोमियों 11:11 (#2), रोमियों 11:13–17, रोमियों 11:18, रोमियों 11:20–21, रोमियों 11:23–24, रोमियों 11:25, रोमियों 11:28–29, रोमियों 11:30–32, रोमियों 11:30–32 (#2), रोमियों 11:33–34, रोमियों 11:36, रोमियों 12:1, रोमियों 12:2, रोमियों 12:3, रोमियों 12:4–5, रोमियों 12:6, रोमियों 12:10, रोमियों 12:13, रोमियों 12:14, रोमियों 12:16, रोमियों 12:18, रोमियों 12:19, रोमियों 12:21, रोमियों 13:1, रोमियों 13:2, रोमियों 13:3, रोमियों 13:4, रोमियों 13:6, रोमियों 13:8, रोमियों 13:8 (#2), रोमियों 13:9, रोमियों 13:10, रोमियों 13:12, रोमियों 13:13, रोमियों 13:14, रोमियों 14:2, रोमियों 14:3, रोमियों 14:3–4, रोमियों 14:5, रोमियों 14:7–8, रोमियों 14:10, रोमियों 14:13, रोमियों 14:14, रोमियों 14:17, रोमियों 14:21, रोमियों 14:23, रोमियों 15:1–2, रोमियों 15:3, रोमियों 15:4, रोमियों 15:5, रोमियों 15:8–9, रोमियों 15:10–11, रोमियों 15:13, रोमियों 15:16, रोमियों 15:18–19, रोमियों 15:20–21, रोमियों 15:24, रोमियों 15:25, रोमियों 15:27, रोमियों 15:31, रोमियों 16:1–2, रोमियों 16:4, रोमियों 16:5, रोमियों 16:7, रोमियों 16:16, रोमियों 16:17, रोमियों 16:17–18, रोमियों 16:19, रोमियों 16:20, रोमियों 16:22, रोमियों 16:23, रोमियों 16:25–26, रोमियों 16:26</w:t>
       </w:r>
       <w:r>
         <w:rPr>

--- a/hin/docx/45.content.docx
+++ b/hin/docx/45.content.docx
@@ -123,19 +123,6 @@
           <w:lang w:val="hi_IN" w:bidi="hi_IN"/>
         </w:rPr>
         <w:t>ROM</w:t>
-      </w:r>
-      <w:r>
-        <w:rPr>
-          <w:lang w:val="hi_IN" w:bidi="hi_IN"/>
-        </w:rPr>
-      </w:r>
-    </w:p>
-    <w:p>
-      <w:pPr/>
-      <w:r>
-        <w:rPr>
-          <w:lang w:val="hi_IN" w:bidi="hi_IN"/>
-        </w:rPr>
       </w:r>
       <w:r>
         <w:rPr>

--- a/hin/docx/45.content.docx
+++ b/hin/docx/45.content.docx
@@ -19,7 +19,7 @@
         <w:rPr>
           <w:lang w:val="hi_IN" w:bidi="hi_IN"/>
         </w:rPr>
-        <w:t>Resource: अनुवाद प्रश्न (unfoldingWord)</w:t>
+        <w:t>Resource: unfoldingWord® Translation Questions</w:t>
       </w:r>
       <w:r>
         <w:rPr>
@@ -85,7 +85,7 @@
         <w:rPr>
           <w:lang w:val="hi_IN" w:bidi="hi_IN"/>
         </w:rPr>
-        <w:t>अनुवाद प्रश्न (unfoldingWord)</w:t>
+        <w:t>unfoldingWord® Translation Questions</w:t>
       </w:r>
     </w:p>
     <w:p>
